--- a/界面计划.docx
+++ b/界面计划.docx
@@ -31,13 +31,15 @@
         <w:spacing w:line="360" w:lineRule="auto"/>
         <w:ind w:firstLineChars="0"/>
         <w:rPr>
-          <w:sz w:val="24"/>
-          <w:szCs w:val="24"/>
-        </w:rPr>
-      </w:pPr>
-      <w:r>
-        <w:rPr>
-          <w:rFonts w:hint="eastAsia"/>
+          <w:color w:val="00B0F0"/>
+          <w:sz w:val="24"/>
+          <w:szCs w:val="24"/>
+        </w:rPr>
+      </w:pPr>
+      <w:r>
+        <w:rPr>
+          <w:rFonts w:hint="eastAsia"/>
+          <w:color w:val="00B0F0"/>
           <w:sz w:val="24"/>
           <w:szCs w:val="24"/>
         </w:rPr>
@@ -46,6 +48,7 @@
       <w:r>
         <w:rPr>
           <w:rFonts w:hint="eastAsia"/>
+          <w:color w:val="00B0F0"/>
           <w:sz w:val="24"/>
           <w:szCs w:val="24"/>
         </w:rPr>
@@ -54,6 +57,7 @@
       <w:r>
         <w:rPr>
           <w:rFonts w:hint="eastAsia"/>
+          <w:color w:val="00B0F0"/>
           <w:sz w:val="24"/>
           <w:szCs w:val="24"/>
         </w:rPr>
@@ -125,13 +129,15 @@
         <w:spacing w:line="360" w:lineRule="auto"/>
         <w:ind w:firstLineChars="0"/>
         <w:rPr>
-          <w:sz w:val="24"/>
-          <w:szCs w:val="24"/>
-        </w:rPr>
-      </w:pPr>
-      <w:r>
-        <w:rPr>
-          <w:rFonts w:hint="eastAsia"/>
+          <w:color w:val="00B0F0"/>
+          <w:sz w:val="24"/>
+          <w:szCs w:val="24"/>
+        </w:rPr>
+      </w:pPr>
+      <w:r>
+        <w:rPr>
+          <w:rFonts w:hint="eastAsia"/>
+          <w:color w:val="00B0F0"/>
           <w:sz w:val="24"/>
           <w:szCs w:val="24"/>
         </w:rPr>
@@ -140,6 +146,7 @@
       <w:r>
         <w:rPr>
           <w:rFonts w:hint="eastAsia"/>
+          <w:color w:val="00B0F0"/>
           <w:sz w:val="24"/>
           <w:szCs w:val="24"/>
         </w:rPr>
@@ -148,10 +155,31 @@
       <w:r>
         <w:rPr>
           <w:rFonts w:hint="eastAsia"/>
-          <w:sz w:val="24"/>
-          <w:szCs w:val="24"/>
-        </w:rPr>
-        <w:t>，类似于windows桌面的图标，实际上不同分区的框只是给用户做了一个按照功能的分类。</w:t>
+          <w:color w:val="00B0F0"/>
+          <w:sz w:val="24"/>
+          <w:szCs w:val="24"/>
+        </w:rPr>
+        <w:t>，类似于windows桌面的图标，实际上不同分区的</w:t>
+      </w:r>
+      <w:proofErr w:type="gramStart"/>
+      <w:r>
+        <w:rPr>
+          <w:rFonts w:hint="eastAsia"/>
+          <w:color w:val="00B0F0"/>
+          <w:sz w:val="24"/>
+          <w:szCs w:val="24"/>
+        </w:rPr>
+        <w:t>框只是</w:t>
+      </w:r>
+      <w:proofErr w:type="gramEnd"/>
+      <w:r>
+        <w:rPr>
+          <w:rFonts w:hint="eastAsia"/>
+          <w:color w:val="00B0F0"/>
+          <w:sz w:val="24"/>
+          <w:szCs w:val="24"/>
+        </w:rPr>
+        <w:t>给用户做了一个按照功能的分类。</w:t>
       </w:r>
     </w:p>
     <w:p>
@@ -228,7 +256,25 @@
           <w:sz w:val="24"/>
           <w:szCs w:val="24"/>
         </w:rPr>
-        <w:t>每个区记录最近点击的三个应用放在上面</w:t>
+        <w:t>每个</w:t>
+      </w:r>
+      <w:proofErr w:type="gramStart"/>
+      <w:r>
+        <w:rPr>
+          <w:rFonts w:hint="eastAsia"/>
+          <w:sz w:val="24"/>
+          <w:szCs w:val="24"/>
+        </w:rPr>
+        <w:t>区记录</w:t>
+      </w:r>
+      <w:proofErr w:type="gramEnd"/>
+      <w:r>
+        <w:rPr>
+          <w:rFonts w:hint="eastAsia"/>
+          <w:sz w:val="24"/>
+          <w:szCs w:val="24"/>
+        </w:rPr>
+        <w:t>最近点击的三个应用放在上面</w:t>
       </w:r>
       <w:r>
         <w:rPr>
@@ -262,6 +308,7 @@
         </w:rPr>
         <w:t>是一个</w:t>
       </w:r>
+      <w:proofErr w:type="gramStart"/>
       <w:r>
         <w:rPr>
           <w:rFonts w:hint="eastAsia"/>
@@ -270,6 +317,7 @@
         </w:rPr>
         <w:t>轮播展示</w:t>
       </w:r>
+      <w:proofErr w:type="gramEnd"/>
       <w:r>
         <w:rPr>
           <w:rFonts w:hint="eastAsia"/>
@@ -312,13 +360,15 @@
         <w:spacing w:line="360" w:lineRule="auto"/>
         <w:ind w:firstLineChars="0"/>
         <w:rPr>
-          <w:sz w:val="24"/>
-          <w:szCs w:val="24"/>
-        </w:rPr>
-      </w:pPr>
-      <w:r>
-        <w:rPr>
-          <w:rFonts w:hint="eastAsia"/>
+          <w:color w:val="00B0F0"/>
+          <w:sz w:val="24"/>
+          <w:szCs w:val="24"/>
+        </w:rPr>
+      </w:pPr>
+      <w:r>
+        <w:rPr>
+          <w:rFonts w:hint="eastAsia"/>
+          <w:color w:val="00B0F0"/>
           <w:sz w:val="24"/>
           <w:szCs w:val="24"/>
         </w:rPr>
@@ -327,6 +377,7 @@
       <w:r>
         <w:rPr>
           <w:rFonts w:hint="eastAsia"/>
+          <w:color w:val="00B0F0"/>
           <w:sz w:val="24"/>
           <w:szCs w:val="24"/>
         </w:rPr>
@@ -335,6 +386,7 @@
       <w:r>
         <w:rPr>
           <w:rFonts w:hint="eastAsia"/>
+          <w:color w:val="00B0F0"/>
           <w:sz w:val="24"/>
           <w:szCs w:val="24"/>
         </w:rPr>
@@ -343,6 +395,7 @@
       <w:r>
         <w:rPr>
           <w:rFonts w:hint="eastAsia"/>
+          <w:color w:val="00B0F0"/>
           <w:sz w:val="24"/>
           <w:szCs w:val="24"/>
         </w:rPr>
@@ -414,13 +467,15 @@
         <w:spacing w:line="360" w:lineRule="auto"/>
         <w:ind w:firstLineChars="0"/>
         <w:rPr>
-          <w:sz w:val="24"/>
-          <w:szCs w:val="24"/>
-        </w:rPr>
-      </w:pPr>
-      <w:r>
-        <w:rPr>
-          <w:rFonts w:hint="eastAsia"/>
+          <w:color w:val="00B0F0"/>
+          <w:sz w:val="24"/>
+          <w:szCs w:val="24"/>
+        </w:rPr>
+      </w:pPr>
+      <w:r>
+        <w:rPr>
+          <w:rFonts w:hint="eastAsia"/>
+          <w:color w:val="00B0F0"/>
           <w:sz w:val="24"/>
           <w:szCs w:val="24"/>
         </w:rPr>
@@ -433,7 +488,6 @@
         <w:spacing w:line="360" w:lineRule="auto"/>
         <w:ind w:left="360" w:firstLineChars="0" w:firstLine="0"/>
         <w:rPr>
-          <w:rFonts w:hint="eastAsia"/>
           <w:sz w:val="24"/>
           <w:szCs w:val="24"/>
         </w:rPr>
